--- a/command.docx
+++ b/command.docx
@@ -7,7 +7,18 @@
         <w:t xml:space="preserve">Open driver app - </w:t>
       </w:r>
       <w:r>
-        <w:t>npx expo start --dev-client --host lan --clear</w:t>
+        <w:t xml:space="preserve">npx expo start --dev-client --host lan </w:t>
+      </w:r>
+      <w:r>
+        <w:t>–</w:t>
+      </w:r>
+      <w:r>
+        <w:t>clear</w:t>
+      </w:r>
+    </w:p>
+    <w:p>
+      <w:r>
+        <w:t>npm run android</w:t>
       </w:r>
     </w:p>
     <w:sectPr>
